--- a/docs/template_spec_veng.docx
+++ b/docs/template_spec_veng.docx
@@ -422,7 +422,6 @@
         </w:rPr>
         <w:t xml:space="preserve">: </w:t>
       </w:r>
-      <w:proofErr w:type="gramStart"/>
       <w:r>
         <w:rPr>
           <w:rFonts w:ascii="Aptos Light" w:hAnsi="Aptos Light"/>
@@ -439,23 +438,21 @@
         </w:rPr>
         <w:t>client</w:t>
       </w:r>
-      <w:proofErr w:type="gramEnd"/>
       <w:r>
         <w:rPr>
           <w:rFonts w:ascii="Aptos Light" w:hAnsi="Aptos Light"/>
           <w:sz w:val="22"/>
           <w:lang w:val="en-GB"/>
         </w:rPr>
-        <w:t xml:space="preserve"> }}, </w:t>
-      </w:r>
-      <w:proofErr w:type="gramStart"/>
+        <w:t xml:space="preserve"> }}, {{ </w:t>
+      </w:r>
       <w:r>
         <w:rPr>
           <w:rFonts w:ascii="Aptos Light" w:hAnsi="Aptos Light"/>
           <w:sz w:val="22"/>
           <w:lang w:val="en-GB"/>
         </w:rPr>
-        <w:t xml:space="preserve">{{ </w:t>
+        <w:t>phone</w:t>
       </w:r>
       <w:r>
         <w:rPr>
@@ -463,15 +460,6 @@
           <w:sz w:val="22"/>
           <w:lang w:val="en-GB"/>
         </w:rPr>
-        <w:t>phone</w:t>
-      </w:r>
-      <w:proofErr w:type="gramEnd"/>
-      <w:r>
-        <w:rPr>
-          <w:rFonts w:ascii="Aptos Light" w:hAnsi="Aptos Light"/>
-          <w:sz w:val="22"/>
-          <w:lang w:val="en-GB"/>
-        </w:rPr>
         <w:t xml:space="preserve"> }}</w:t>
       </w:r>
     </w:p>
@@ -501,21 +489,12 @@
           <w:szCs w:val="20"/>
         </w:rPr>
       </w:pPr>
-      <w:proofErr w:type="gramStart"/>
       <w:r>
         <w:rPr>
           <w:rFonts w:ascii="Aptos" w:hAnsi="Aptos"/>
           <w:szCs w:val="20"/>
         </w:rPr>
-        <w:t>{{ item.name</w:t>
-      </w:r>
-      <w:proofErr w:type="gramEnd"/>
-      <w:r>
-        <w:rPr>
-          <w:rFonts w:ascii="Aptos" w:hAnsi="Aptos"/>
-          <w:szCs w:val="20"/>
-        </w:rPr>
-        <w:t xml:space="preserve"> }}</w:t>
+        <w:t>{{ item.name }}</w:t>
       </w:r>
     </w:p>
     <w:p>
@@ -526,7 +505,6 @@
           <w:lang w:val="en-GB"/>
         </w:rPr>
       </w:pPr>
-      <w:proofErr w:type="gramStart"/>
       <w:r>
         <w:rPr>
           <w:rFonts w:ascii="Aptos" w:hAnsi="Aptos"/>
@@ -540,39 +518,15 @@
           <w:rFonts w:ascii="Aptos" w:hAnsi="Aptos"/>
           <w:szCs w:val="20"/>
         </w:rPr>
-        <w:t>item</w:t>
-      </w:r>
-      <w:proofErr w:type="gramEnd"/>
+        <w:t>item.desc</w:t>
+      </w:r>
+      <w:proofErr w:type="spellEnd"/>
       <w:r>
         <w:rPr>
           <w:rFonts w:ascii="Aptos" w:hAnsi="Aptos"/>
           <w:szCs w:val="20"/>
         </w:rPr>
-        <w:t>.</w:t>
-      </w:r>
-      <w:proofErr w:type="gramStart"/>
-      <w:r>
-        <w:rPr>
-          <w:rFonts w:ascii="Aptos" w:hAnsi="Aptos"/>
-          <w:szCs w:val="20"/>
-        </w:rPr>
-        <w:t>desc</w:t>
-      </w:r>
-      <w:proofErr w:type="spellEnd"/>
-      <w:r>
-        <w:rPr>
-          <w:rFonts w:ascii="Aptos" w:hAnsi="Aptos"/>
-          <w:szCs w:val="20"/>
-        </w:rPr>
-        <w:t xml:space="preserve"> }</w:t>
-      </w:r>
-      <w:proofErr w:type="gramEnd"/>
-      <w:r>
-        <w:rPr>
-          <w:rFonts w:ascii="Aptos" w:hAnsi="Aptos"/>
-          <w:szCs w:val="20"/>
-        </w:rPr>
-        <w:t>}</w:t>
+        <w:t xml:space="preserve"> }}</w:t>
       </w:r>
     </w:p>
     <w:p>
@@ -634,6 +588,7 @@
               <w:ind w:left="0" w:hanging="284"/>
               <w:rPr>
                 <w:rFonts w:ascii="Aptos" w:hAnsi="Aptos"/>
+                <w:lang w:val="en-US"/>
               </w:rPr>
             </w:pPr>
           </w:p>
@@ -647,6 +602,7 @@
               <w:ind w:left="0" w:hanging="705"/>
               <w:rPr>
                 <w:rFonts w:ascii="Aptos" w:hAnsi="Aptos"/>
+                <w:lang w:val="en-US"/>
               </w:rPr>
             </w:pPr>
           </w:p>
@@ -720,7 +676,6 @@
         </w:rPr>
         <w:t xml:space="preserve">Общая сумма Услуг составляет </w:t>
       </w:r>
-      <w:proofErr w:type="gramStart"/>
       <w:r>
         <w:rPr>
           <w:rFonts w:ascii="Aptos Light" w:hAnsi="Aptos Light" w:cstheme="minorHAnsi"/>
@@ -735,7 +690,6 @@
         </w:rPr>
         <w:t>total</w:t>
       </w:r>
-      <w:proofErr w:type="gramEnd"/>
       <w:r>
         <w:rPr>
           <w:rFonts w:ascii="Aptos Light" w:hAnsi="Aptos Light" w:cstheme="minorHAnsi"/>
@@ -743,7 +697,6 @@
         </w:rPr>
         <w:t>_</w:t>
       </w:r>
-      <w:proofErr w:type="gramStart"/>
       <w:r>
         <w:rPr>
           <w:rFonts w:ascii="Aptos Light" w:hAnsi="Aptos Light" w:cstheme="minorHAnsi"/>
@@ -756,15 +709,7 @@
           <w:rFonts w:ascii="Aptos Light" w:hAnsi="Aptos Light" w:cstheme="minorHAnsi"/>
           <w:lang w:val="ru-RU"/>
         </w:rPr>
-        <w:t xml:space="preserve"> }</w:t>
-      </w:r>
-      <w:proofErr w:type="gramEnd"/>
-      <w:r>
-        <w:rPr>
-          <w:rFonts w:ascii="Aptos Light" w:hAnsi="Aptos Light" w:cstheme="minorHAnsi"/>
-          <w:lang w:val="ru-RU"/>
-        </w:rPr>
-        <w:t>}</w:t>
+        <w:t xml:space="preserve"> }}</w:t>
       </w:r>
     </w:p>
     <w:p>
@@ -786,7 +731,6 @@
         </w:rPr>
         <w:t xml:space="preserve">Срок поставки </w:t>
       </w:r>
-      <w:proofErr w:type="gramStart"/>
       <w:r>
         <w:rPr>
           <w:rFonts w:ascii="Aptos Light" w:hAnsi="Aptos Light"/>
@@ -803,7 +747,6 @@
         </w:rPr>
         <w:t>production</w:t>
       </w:r>
-      <w:proofErr w:type="gramEnd"/>
       <w:r>
         <w:rPr>
           <w:rFonts w:ascii="Aptos Light" w:hAnsi="Aptos Light"/>
@@ -812,7 +755,6 @@
         </w:rPr>
         <w:t>_</w:t>
       </w:r>
-      <w:proofErr w:type="gramStart"/>
       <w:r>
         <w:rPr>
           <w:rFonts w:ascii="Aptos Light" w:hAnsi="Aptos Light"/>
@@ -827,16 +769,7 @@
           <w:szCs w:val="20"/>
           <w:lang w:val="ru-RU"/>
         </w:rPr>
-        <w:t xml:space="preserve"> }</w:t>
-      </w:r>
-      <w:proofErr w:type="gramEnd"/>
-      <w:r>
-        <w:rPr>
-          <w:rFonts w:ascii="Aptos Light" w:hAnsi="Aptos Light"/>
-          <w:szCs w:val="20"/>
-          <w:lang w:val="ru-RU"/>
-        </w:rPr>
-        <w:t>}</w:t>
+        <w:t xml:space="preserve"> }}</w:t>
       </w:r>
       <w:r>
         <w:rPr>
@@ -890,11 +823,7 @@
     </w:p>
     <w:p>
       <w:pPr>
-        <w:numPr>
-          <w:ilvl w:val="0"/>
-          <w:numId w:val="1"/>
-        </w:numPr>
-        <w:ind w:left="284" w:right="0" w:hanging="426"/>
+        <w:ind w:left="-142" w:right="0" w:firstLine="0"/>
         <w:rPr>
           <w:rFonts w:ascii="Aptos Light" w:hAnsi="Aptos Light" w:cstheme="minorHAnsi"/>
           <w:lang w:val="ru-RU"/>

--- a/docs/template_spec_veng.docx
+++ b/docs/template_spec_veng.docx
@@ -564,96 +564,23 @@
         <w:t xml:space="preserve"> %}</w:t>
       </w:r>
     </w:p>
-    <w:tbl>
-      <w:tblPr>
-        <w:tblStyle w:val="a3"/>
-        <w:tblW w:w="10985" w:type="dxa"/>
-        <w:tblInd w:w="0" w:type="dxa"/>
-        <w:tblLook w:val="04A0" w:firstRow="1" w:lastRow="0" w:firstColumn="1" w:lastColumn="0" w:noHBand="0" w:noVBand="1"/>
-      </w:tblPr>
-      <w:tblGrid>
-        <w:gridCol w:w="5095"/>
-        <w:gridCol w:w="5890"/>
-      </w:tblGrid>
-      <w:tr>
-        <w:trPr>
-          <w:trHeight w:val="3088"/>
-        </w:trPr>
-        <w:tc>
-          <w:tcPr>
-            <w:tcW w:w="5095" w:type="dxa"/>
-          </w:tcPr>
-          <w:p>
-            <w:pPr>
-              <w:ind w:left="0" w:hanging="284"/>
-              <w:rPr>
-                <w:rFonts w:ascii="Aptos" w:hAnsi="Aptos"/>
-                <w:lang w:val="en-US"/>
-              </w:rPr>
-            </w:pPr>
-          </w:p>
-        </w:tc>
-        <w:tc>
-          <w:tcPr>
-            <w:tcW w:w="5890" w:type="dxa"/>
-          </w:tcPr>
-          <w:p>
-            <w:pPr>
-              <w:ind w:left="0" w:hanging="705"/>
-              <w:rPr>
-                <w:rFonts w:ascii="Aptos" w:hAnsi="Aptos"/>
-                <w:lang w:val="en-US"/>
-              </w:rPr>
-            </w:pPr>
-          </w:p>
-        </w:tc>
-      </w:tr>
-    </w:tbl>
     <w:p>
       <w:pPr>
-        <w:tabs>
-          <w:tab w:val="center" w:pos="447"/>
-          <w:tab w:val="center" w:pos="4144"/>
-        </w:tabs>
-        <w:spacing w:after="43" w:line="259" w:lineRule="auto"/>
         <w:ind w:left="0" w:firstLine="0"/>
-        <w:jc w:val="center"/>
-        <w:rPr>
-          <w:rFonts w:ascii="Aptos Light" w:hAnsi="Aptos Light" w:cstheme="minorHAnsi"/>
-          <w:noProof/>
-          <w:color w:val="1A1A1A"/>
+        <w:rPr>
+          <w:rFonts w:ascii="Aptos" w:hAnsi="Aptos"/>
+          <w:sz w:val="22"/>
+          <w:lang w:val="en-GB"/>
         </w:rPr>
       </w:pPr>
     </w:p>
     <w:p>
       <w:pPr>
-        <w:tabs>
-          <w:tab w:val="center" w:pos="447"/>
-          <w:tab w:val="center" w:pos="4144"/>
-        </w:tabs>
-        <w:spacing w:after="43" w:line="259" w:lineRule="auto"/>
         <w:ind w:left="0" w:firstLine="0"/>
-        <w:jc w:val="center"/>
-        <w:rPr>
-          <w:rFonts w:ascii="Aptos Light" w:hAnsi="Aptos Light" w:cstheme="minorHAnsi"/>
-          <w:noProof/>
-          <w:color w:val="1A1A1A"/>
-        </w:rPr>
-      </w:pPr>
-    </w:p>
-    <w:p>
-      <w:pPr>
-        <w:tabs>
-          <w:tab w:val="center" w:pos="447"/>
-          <w:tab w:val="center" w:pos="4144"/>
-        </w:tabs>
-        <w:spacing w:after="43" w:line="259" w:lineRule="auto"/>
-        <w:ind w:left="0" w:firstLine="0"/>
-        <w:jc w:val="center"/>
-        <w:rPr>
-          <w:rFonts w:ascii="Aptos Light" w:hAnsi="Aptos Light" w:cstheme="minorHAnsi"/>
-          <w:noProof/>
-          <w:color w:val="1A1A1A"/>
+        <w:rPr>
+          <w:rFonts w:ascii="Aptos" w:hAnsi="Aptos"/>
+          <w:sz w:val="22"/>
+          <w:lang w:val="en-GB"/>
         </w:rPr>
       </w:pPr>
     </w:p>
@@ -676,6 +603,7 @@
         </w:rPr>
         <w:t xml:space="preserve">Общая сумма Услуг составляет </w:t>
       </w:r>
+      <w:proofErr w:type="gramStart"/>
       <w:r>
         <w:rPr>
           <w:rFonts w:ascii="Aptos Light" w:hAnsi="Aptos Light" w:cstheme="minorHAnsi"/>
@@ -690,6 +618,7 @@
         </w:rPr>
         <w:t>total</w:t>
       </w:r>
+      <w:proofErr w:type="gramEnd"/>
       <w:r>
         <w:rPr>
           <w:rFonts w:ascii="Aptos Light" w:hAnsi="Aptos Light" w:cstheme="minorHAnsi"/>
@@ -697,6 +626,7 @@
         </w:rPr>
         <w:t>_</w:t>
       </w:r>
+      <w:proofErr w:type="gramStart"/>
       <w:r>
         <w:rPr>
           <w:rFonts w:ascii="Aptos Light" w:hAnsi="Aptos Light" w:cstheme="minorHAnsi"/>
@@ -709,7 +639,15 @@
           <w:rFonts w:ascii="Aptos Light" w:hAnsi="Aptos Light" w:cstheme="minorHAnsi"/>
           <w:lang w:val="ru-RU"/>
         </w:rPr>
-        <w:t xml:space="preserve"> }}</w:t>
+        <w:t xml:space="preserve"> }</w:t>
+      </w:r>
+      <w:proofErr w:type="gramEnd"/>
+      <w:r>
+        <w:rPr>
+          <w:rFonts w:ascii="Aptos Light" w:hAnsi="Aptos Light" w:cstheme="minorHAnsi"/>
+          <w:lang w:val="ru-RU"/>
+        </w:rPr>
+        <w:t>}</w:t>
       </w:r>
     </w:p>
     <w:p>
@@ -1124,7 +1062,7 @@
 
 <file path=word/numbering.xml><?xml version="1.0" encoding="utf-8"?>
 <w:numbering xmlns:wpc="http://schemas.microsoft.com/office/word/2010/wordprocessingCanvas" xmlns:cx="http://schemas.microsoft.com/office/drawing/2014/chartex" xmlns:cx1="http://schemas.microsoft.com/office/drawing/2015/9/8/chartex" xmlns:cx2="http://schemas.microsoft.com/office/drawing/2015/10/21/chartex" xmlns:cx3="http://schemas.microsoft.com/office/drawing/2016/5/9/chartex" xmlns:cx4="http://schemas.microsoft.com/office/drawing/2016/5/10/chartex" xmlns:cx5="http://schemas.microsoft.com/office/drawing/2016/5/11/chartex" xmlns:cx6="http://schemas.microsoft.com/office/drawing/2016/5/12/chartex" xmlns:cx7="http://schemas.microsoft.com/office/drawing/2016/5/13/chartex" xmlns:cx8="http://schemas.microsoft.com/office/drawing/2016/5/14/chartex" xmlns:mc="http://schemas.openxmlformats.org/markup-compatibility/2006" xmlns:aink="http://schemas.microsoft.com/office/drawing/2016/ink" xmlns:am3d="http://schemas.microsoft.com/office/drawing/2017/model3d" xmlns:o="urn:schemas-microsoft-com:office:office" xmlns:oel="http://schemas.microsoft.com/office/2019/extlst" xmlns:r="http://schemas.openxmlformats.org/officeDocument/2006/relationships" xmlns:m="http://schemas.openxmlformats.org/officeDocument/2006/math" xmlns:v="urn:schemas-microsoft-com:vml" xmlns:wp14="http://schemas.microsoft.com/office/word/2010/wordprocessingDrawing" xmlns:wp="http://schemas.openxmlformats.org/drawingml/2006/wordprocessingDrawing" xmlns:w10="urn:schemas-microsoft-com:office:word" xmlns:w="http://schemas.openxmlformats.org/wordprocessingml/2006/main" xmlns:w14="http://schemas.microsoft.com/office/word/2010/wordml" xmlns:w15="http://schemas.microsoft.com/office/word/2012/wordml" xmlns:w16cex="http://schemas.microsoft.com/office/word/2018/wordml/cex" xmlns:w16cid="http://schemas.microsoft.com/office/word/2016/wordml/cid" xmlns:w16="http://schemas.microsoft.com/office/word/2018/wordml" xmlns:w16du="http://schemas.microsoft.com/office/word/2023/wordml/word16du" xmlns:w16sdtdh="http://schemas.microsoft.com/office/word/2020/wordml/sdtdatahash" xmlns:w16sdtfl="http://schemas.microsoft.com/office/word/2024/wordml/sdtformatlock" xmlns:w16se="http://schemas.microsoft.com/office/word/2015/wordml/symex" xmlns:wpg="http://schemas.microsoft.com/office/word/2010/wordprocessingGroup" xmlns:wpi="http://schemas.microsoft.com/office/word/2010/wordprocessingInk" xmlns:wne="http://schemas.microsoft.com/office/word/2006/wordml" xmlns:wps="http://schemas.microsoft.com/office/word/2010/wordprocessingShape" mc:Ignorable="w14 w15 w16se w16cid w16 w16cex w16sdtdh w16sdtfl w16du wp14">
-  <w:abstractNum w:abstractNumId="0" w15:restartNumberingAfterBreak="0">
+  <w:abstractNum w:abstractNumId="1" w15:restartNumberingAfterBreak="0">
     <w:nsid w:val="347B01F5"/>
     <w:multiLevelType w:val="hybridMultilevel"/>
     <w:tmpl w:val="6206069A"/>
@@ -1337,7 +1275,7 @@
     </w:lvl>
   </w:abstractNum>
   <w:num w:numId="1" w16cid:durableId="1446731160">
-    <w:abstractNumId w:val="0"/>
+    <w:abstractNumId w:val="1"/>
   </w:num>
 </w:numbering>
 </file>

--- a/docs/template_spec_veng.docx
+++ b/docs/template_spec_veng.docx
@@ -477,7 +477,46 @@
           <w:rFonts w:ascii="Aptos" w:hAnsi="Aptos"/>
           <w:szCs w:val="20"/>
         </w:rPr>
-        <w:t>{% for item in items %}</w:t>
+        <w:t xml:space="preserve">{% for item in items </w:t>
+      </w:r>
+      <w:proofErr w:type="gramStart"/>
+      <w:r>
+        <w:rPr>
+          <w:rFonts w:ascii="Aptos" w:hAnsi="Aptos"/>
+          <w:szCs w:val="20"/>
+        </w:rPr>
+        <w:t>%}</w:t>
+      </w:r>
+      <w:r>
+        <w:rPr>
+          <w:rFonts w:ascii="Aptos" w:hAnsi="Aptos"/>
+          <w:szCs w:val="20"/>
+        </w:rPr>
+        <w:t>{</w:t>
+      </w:r>
+      <w:proofErr w:type="gramEnd"/>
+      <w:r>
+        <w:rPr>
+          <w:rFonts w:ascii="Aptos" w:hAnsi="Aptos"/>
+          <w:szCs w:val="20"/>
+        </w:rPr>
+        <w:t xml:space="preserve">{loop. </w:t>
+      </w:r>
+      <w:proofErr w:type="gramStart"/>
+      <w:r>
+        <w:rPr>
+          <w:rFonts w:ascii="Aptos" w:hAnsi="Aptos"/>
+          <w:szCs w:val="20"/>
+        </w:rPr>
+        <w:t>Index }</w:t>
+      </w:r>
+      <w:proofErr w:type="gramEnd"/>
+      <w:r>
+        <w:rPr>
+          <w:rFonts w:ascii="Aptos" w:hAnsi="Aptos"/>
+          <w:szCs w:val="20"/>
+        </w:rPr>
+        <w:t>}:</w:t>
       </w:r>
     </w:p>
     <w:p>
@@ -489,12 +528,21 @@
           <w:szCs w:val="20"/>
         </w:rPr>
       </w:pPr>
+      <w:proofErr w:type="gramStart"/>
       <w:r>
         <w:rPr>
           <w:rFonts w:ascii="Aptos" w:hAnsi="Aptos"/>
           <w:szCs w:val="20"/>
         </w:rPr>
-        <w:t>{{ item.name }}</w:t>
+        <w:t>{{ item.name</w:t>
+      </w:r>
+      <w:proofErr w:type="gramEnd"/>
+      <w:r>
+        <w:rPr>
+          <w:rFonts w:ascii="Aptos" w:hAnsi="Aptos"/>
+          <w:szCs w:val="20"/>
+        </w:rPr>
+        <w:t xml:space="preserve"> }}</w:t>
       </w:r>
     </w:p>
     <w:p>
@@ -1062,7 +1110,7 @@
 
 <file path=word/numbering.xml><?xml version="1.0" encoding="utf-8"?>
 <w:numbering xmlns:wpc="http://schemas.microsoft.com/office/word/2010/wordprocessingCanvas" xmlns:cx="http://schemas.microsoft.com/office/drawing/2014/chartex" xmlns:cx1="http://schemas.microsoft.com/office/drawing/2015/9/8/chartex" xmlns:cx2="http://schemas.microsoft.com/office/drawing/2015/10/21/chartex" xmlns:cx3="http://schemas.microsoft.com/office/drawing/2016/5/9/chartex" xmlns:cx4="http://schemas.microsoft.com/office/drawing/2016/5/10/chartex" xmlns:cx5="http://schemas.microsoft.com/office/drawing/2016/5/11/chartex" xmlns:cx6="http://schemas.microsoft.com/office/drawing/2016/5/12/chartex" xmlns:cx7="http://schemas.microsoft.com/office/drawing/2016/5/13/chartex" xmlns:cx8="http://schemas.microsoft.com/office/drawing/2016/5/14/chartex" xmlns:mc="http://schemas.openxmlformats.org/markup-compatibility/2006" xmlns:aink="http://schemas.microsoft.com/office/drawing/2016/ink" xmlns:am3d="http://schemas.microsoft.com/office/drawing/2017/model3d" xmlns:o="urn:schemas-microsoft-com:office:office" xmlns:oel="http://schemas.microsoft.com/office/2019/extlst" xmlns:r="http://schemas.openxmlformats.org/officeDocument/2006/relationships" xmlns:m="http://schemas.openxmlformats.org/officeDocument/2006/math" xmlns:v="urn:schemas-microsoft-com:vml" xmlns:wp14="http://schemas.microsoft.com/office/word/2010/wordprocessingDrawing" xmlns:wp="http://schemas.openxmlformats.org/drawingml/2006/wordprocessingDrawing" xmlns:w10="urn:schemas-microsoft-com:office:word" xmlns:w="http://schemas.openxmlformats.org/wordprocessingml/2006/main" xmlns:w14="http://schemas.microsoft.com/office/word/2010/wordml" xmlns:w15="http://schemas.microsoft.com/office/word/2012/wordml" xmlns:w16cex="http://schemas.microsoft.com/office/word/2018/wordml/cex" xmlns:w16cid="http://schemas.microsoft.com/office/word/2016/wordml/cid" xmlns:w16="http://schemas.microsoft.com/office/word/2018/wordml" xmlns:w16du="http://schemas.microsoft.com/office/word/2023/wordml/word16du" xmlns:w16sdtdh="http://schemas.microsoft.com/office/word/2020/wordml/sdtdatahash" xmlns:w16sdtfl="http://schemas.microsoft.com/office/word/2024/wordml/sdtformatlock" xmlns:w16se="http://schemas.microsoft.com/office/word/2015/wordml/symex" xmlns:wpg="http://schemas.microsoft.com/office/word/2010/wordprocessingGroup" xmlns:wpi="http://schemas.microsoft.com/office/word/2010/wordprocessingInk" xmlns:wne="http://schemas.microsoft.com/office/word/2006/wordml" xmlns:wps="http://schemas.microsoft.com/office/word/2010/wordprocessingShape" mc:Ignorable="w14 w15 w16se w16cid w16 w16cex w16sdtdh w16sdtfl w16du wp14">
-  <w:abstractNum w:abstractNumId="1" w15:restartNumberingAfterBreak="0">
+  <w:abstractNum w:abstractNumId="0" w15:restartNumberingAfterBreak="0">
     <w:nsid w:val="347B01F5"/>
     <w:multiLevelType w:val="hybridMultilevel"/>
     <w:tmpl w:val="6206069A"/>
@@ -1275,7 +1323,7 @@
     </w:lvl>
   </w:abstractNum>
   <w:num w:numId="1" w16cid:durableId="1446731160">
-    <w:abstractNumId w:val="1"/>
+    <w:abstractNumId w:val="0"/>
   </w:num>
 </w:numbering>
 </file>
